--- a/Mapped Curriculum Lesson - Supplemental Material/Grade 7/Lesson 25 - Working Through Lists/Working Through Lists - Worksheet.docx
+++ b/Mapped Curriculum Lesson - Supplemental Material/Grade 7/Lesson 25 - Working Through Lists/Working Through Lists - Worksheet.docx
@@ -959,20 +959,7 @@
         <w:rPr>
           <w:color w:val="080808"/>
         </w:rPr>
-        <w:t xml:space="preserve"> must display TEA, WATER and JUICE before </w:t>
-      </w:r>
-      <w:r>
-        <w:rPr>
-          <w:color w:val="067D17"/>
-          <w:rFonts w:ascii="Consolas" w:hAnsi="Consolas"/>
-        </w:rPr>
-        <w:t>"Total drinks:"</w:t>
-      </w:r>
-      <w:r>
-        <w:rPr>
-          <w:color w:val="080808"/>
-        </w:rPr>
-        <w:t xml:space="preserve"> 3.</w:t>
+        <w:t xml:space="preserve"> must display TEA, WATER and JUICE before Total drinks: 3.</w:t>
       </w:r>
     </w:p>
     <w:p w14:noSpellErr="1">

--- a/Mapped Curriculum Lesson - Supplemental Material/Grade 7/Lesson 25 - Working Through Lists/Working Through Lists - Worksheet.docx
+++ b/Mapped Curriculum Lesson - Supplemental Material/Grade 7/Lesson 25 - Working Through Lists/Working Through Lists - Worksheet.docx
@@ -946,20 +946,85 @@
         <w:rPr>
           <w:color w:val="080808"/>
         </w:rPr>
-        <w:t xml:space="preserve">Display each drink in upper case as the loop visits it. Keep the final total unchanged. The starter </w:t>
+        <w:t xml:space="preserve">Create [visited] and store 0 in it before the </w:t>
       </w:r>
       <w:r>
         <w:rPr>
           <w:color w:val="1750EB"/>
           <w:rFonts w:ascii="Consolas" w:hAnsi="Consolas"/>
         </w:rPr>
+        <w:t>for</w:t>
+      </w:r>
+      <w:r>
+        <w:rPr>
+          <w:color w:val="080808"/>
+        </w:rPr>
+        <w:t xml:space="preserve"> loop. Add 1 to [visited] each time the loop displays a drink. After the loop, display </w:t>
+      </w:r>
+      <w:r>
+        <w:rPr>
+          <w:color w:val="067D17"/>
+          <w:rFonts w:ascii="Consolas" w:hAnsi="Consolas"/>
+        </w:rPr>
+        <w:t>"Visited:"</w:t>
+      </w:r>
+      <w:r>
+        <w:rPr>
+          <w:color w:val="080808"/>
+        </w:rPr>
+        <w:t xml:space="preserve"> followed by [visited], then keep the existing total from </w:t>
+      </w:r>
+      <w:r>
+        <w:rPr>
+          <w:color w:val="1750EB"/>
+          <w:rFonts w:ascii="Consolas" w:hAnsi="Consolas"/>
+        </w:rPr>
+        <w:t>len()</w:t>
+      </w:r>
+      <w:r>
+        <w:rPr>
+          <w:color w:val="080808"/>
+        </w:rPr>
+        <w:t xml:space="preserve">. For the starter </w:t>
+      </w:r>
+      <w:r>
+        <w:rPr>
+          <w:color w:val="1750EB"/>
+          <w:rFonts w:ascii="Consolas" w:hAnsi="Consolas"/>
+        </w:rPr>
         <w:t>list</w:t>
       </w:r>
       <w:r>
         <w:rPr>
           <w:color w:val="080808"/>
         </w:rPr>
-        <w:t xml:space="preserve"> must display TEA, WATER and JUICE before Total drinks: 3.</w:t>
+        <w:t xml:space="preserve">, display </w:t>
+      </w:r>
+      <w:r>
+        <w:rPr>
+          <w:color w:val="067D17"/>
+          <w:rFonts w:ascii="Consolas" w:hAnsi="Consolas"/>
+        </w:rPr>
+        <w:t>"Visited: 3"</w:t>
+      </w:r>
+      <w:r>
+        <w:rPr>
+          <w:color w:val="080808"/>
+        </w:rPr>
+        <w:t xml:space="preserve"> and </w:t>
+      </w:r>
+      <w:r>
+        <w:rPr>
+          <w:color w:val="067D17"/>
+          <w:rFonts w:ascii="Consolas" w:hAnsi="Consolas"/>
+        </w:rPr>
+        <w:t>"Total drinks: 3"</w:t>
+      </w:r>
+      <w:r>
+        <w:rPr>
+          <w:color w:val="080808"/>
+        </w:rPr>
+        <w:t>.</w:t>
       </w:r>
     </w:p>
     <w:p w14:noSpellErr="1">
@@ -1049,73 +1114,203 @@
         <w:rPr>
           <w:color w:val="080808"/>
         </w:rPr>
-        <w:t xml:space="preserve">Add a fourth survey answer to the </w:t>
+        <w:t xml:space="preserve">Add </w:t>
+      </w:r>
+      <w:r>
+        <w:rPr>
+          <w:color w:val="067D17"/>
+          <w:rFonts w:ascii="Consolas" w:hAnsi="Consolas"/>
+        </w:rPr>
+        <w:t>"coffee"</w:t>
+      </w:r>
+      <w:r>
+        <w:rPr>
+          <w:color w:val="080808"/>
+        </w:rPr>
+        <w:t xml:space="preserve"> as the fourth item in [survey]. Keep the </w:t>
       </w:r>
       <w:r>
         <w:rPr>
           <w:color w:val="1750EB"/>
           <w:rFonts w:ascii="Consolas" w:hAnsi="Consolas"/>
         </w:rPr>
-        <w:t>list</w:t>
-      </w:r>
-      <w:r>
-        <w:rPr>
-          <w:color w:val="080808"/>
-        </w:rPr>
-        <w:t>. Before running, predict the last answer and the total that will appear; then check both.</w:t>
-      </w:r>
-    </w:p>
-    <w:p>
-      <w:pPr>
-        <w:spacing w:before="0" w:after="0" w:line="120" w:lineRule="exact"/>
-      </w:pPr>
-    </w:p>
-    <w:p>
-      <w:pPr>
-        <w:pStyle w:val="Heading2"/>
-      </w:pPr>
-      <w:r>
-        <w:t>Challenge 3</w:t>
-      </w:r>
-    </w:p>
-    <w:p>
-      <w:pPr>
-        <w:spacing w:line="276" w:lineRule="auto" w:before="0" w:after="0"/>
-        <w:rPr>
-          <w:noProof/>
-        </w:rPr>
-      </w:pPr>
-      <w:r>
-        <w:rPr>
-          <w:color w:val="080808"/>
-        </w:rPr>
-        <w:t xml:space="preserve">Create a colour-survey summary with three answers of your choice. Use a </w:t>
+        <w:t>for</w:t>
+      </w:r>
+      <w:r>
+        <w:rPr>
+          <w:color w:val="080808"/>
+        </w:rPr>
+        <w:t xml:space="preserve"> loop so every item is displayed, then display the new result from </w:t>
       </w:r>
       <w:r>
         <w:rPr>
           <w:color w:val="1750EB"/>
           <w:rFonts w:ascii="Consolas" w:hAnsi="Consolas"/>
         </w:rPr>
-        <w:t>for</w:t>
-      </w:r>
-      <w:r>
-        <w:rPr>
-          <w:color w:val="080808"/>
-        </w:rPr>
-        <w:t xml:space="preserve"> loop to label every colour, then use </w:t>
+        <w:t>len()</w:t>
+      </w:r>
+      <w:r>
+        <w:rPr>
+          <w:color w:val="080808"/>
+        </w:rPr>
+        <w:t xml:space="preserve">. The last item line must be </w:t>
+      </w:r>
+      <w:r>
+        <w:rPr>
+          <w:color w:val="067D17"/>
+          <w:rFonts w:ascii="Consolas" w:hAnsi="Consolas"/>
+        </w:rPr>
+        <w:t>"Drink: coffee"</w:t>
+      </w:r>
+      <w:r>
+        <w:rPr>
+          <w:color w:val="080808"/>
+        </w:rPr>
+        <w:t xml:space="preserve"> and the final line must be </w:t>
+      </w:r>
+      <w:r>
+        <w:rPr>
+          <w:color w:val="067D17"/>
+          <w:rFonts w:ascii="Consolas" w:hAnsi="Consolas"/>
+        </w:rPr>
+        <w:t>"Total drinks: 4"</w:t>
+      </w:r>
+      <w:r>
+        <w:rPr>
+          <w:color w:val="080808"/>
+        </w:rPr>
+        <w:t>.</w:t>
+      </w:r>
+    </w:p>
+    <w:p>
+      <w:pPr>
+        <w:spacing w:before="0" w:after="0" w:line="120" w:lineRule="exact"/>
+      </w:pPr>
+    </w:p>
+    <w:p>
+      <w:pPr>
+        <w:pStyle w:val="Heading2"/>
+      </w:pPr>
+      <w:r>
+        <w:t>Challenge 3</w:t>
+      </w:r>
+    </w:p>
+    <w:p>
+      <w:pPr>
+        <w:spacing w:line="276" w:lineRule="auto" w:before="0" w:after="0"/>
+        <w:rPr>
+          <w:noProof/>
+        </w:rPr>
+      </w:pPr>
+      <w:r>
+        <w:rPr>
+          <w:color w:val="080808"/>
+        </w:rPr>
+        <w:t xml:space="preserve">Store </w:t>
+      </w:r>
+      <w:r>
+        <w:rPr>
+          <w:color w:val="067D17"/>
+          <w:rFonts w:ascii="Consolas" w:hAnsi="Consolas"/>
+        </w:rPr>
+        <w:t>"blue"</w:t>
+      </w:r>
+      <w:r>
+        <w:rPr>
+          <w:color w:val="080808"/>
+        </w:rPr>
+        <w:t xml:space="preserve">, </w:t>
+      </w:r>
+      <w:r>
+        <w:rPr>
+          <w:color w:val="067D17"/>
+          <w:rFonts w:ascii="Consolas" w:hAnsi="Consolas"/>
+        </w:rPr>
+        <w:t>"green"</w:t>
+      </w:r>
+      <w:r>
+        <w:rPr>
+          <w:color w:val="080808"/>
+        </w:rPr>
+        <w:t xml:space="preserve"> and </w:t>
+      </w:r>
+      <w:r>
+        <w:rPr>
+          <w:color w:val="067D17"/>
+          <w:rFonts w:ascii="Consolas" w:hAnsi="Consolas"/>
+        </w:rPr>
+        <w:t>"red"</w:t>
+      </w:r>
+      <w:r>
+        <w:rPr>
+          <w:color w:val="080808"/>
+        </w:rPr>
+        <w:t xml:space="preserve"> in [colours]. Use a </w:t>
       </w:r>
       <w:r>
         <w:rPr>
           <w:color w:val="1750EB"/>
           <w:rFonts w:ascii="Consolas" w:hAnsi="Consolas"/>
         </w:rPr>
-        <w:t>len()</w:t>
-      </w:r>
-      <w:r>
-        <w:rPr>
-          <w:color w:val="080808"/>
-        </w:rPr>
-        <w:t xml:space="preserve"> once to report how many answers were collected.</w:t>
+        <w:t>for</w:t>
+      </w:r>
+      <w:r>
+        <w:rPr>
+          <w:color w:val="080808"/>
+        </w:rPr>
+        <w:t xml:space="preserve"> loop and [colour] to display each value after the label </w:t>
+      </w:r>
+      <w:r>
+        <w:rPr>
+          <w:color w:val="067D17"/>
+          <w:rFonts w:ascii="Consolas" w:hAnsi="Consolas"/>
+        </w:rPr>
+        <w:t>"Colour:"</w:t>
+      </w:r>
+      <w:r>
+        <w:rPr>
+          <w:color w:val="080808"/>
+        </w:rPr>
+        <w:t xml:space="preserve">. After the loop, display </w:t>
+      </w:r>
+      <w:r>
+        <w:rPr>
+          <w:color w:val="067D17"/>
+          <w:rFonts w:ascii="Consolas" w:hAnsi="Consolas"/>
+        </w:rPr>
+        <w:t>"Number of answers:"</w:t>
+      </w:r>
+      <w:r>
+        <w:rPr>
+          <w:color w:val="080808"/>
+        </w:rPr>
+        <w:t xml:space="preserve"> followed by </w:t>
+      </w:r>
+      <w:r>
+        <w:rPr>
+          <w:color w:val="1750EB"/>
+          <w:rFonts w:ascii="Consolas" w:hAnsi="Consolas"/>
+        </w:rPr>
+        <w:t>len</w:t>
+      </w:r>
+      <w:r>
+        <w:rPr>
+          <w:color w:val="080808"/>
+        </w:rPr>
+        <w:t xml:space="preserve">(colours). The final line must be </w:t>
+      </w:r>
+      <w:r>
+        <w:rPr>
+          <w:color w:val="067D17"/>
+          <w:rFonts w:ascii="Consolas" w:hAnsi="Consolas"/>
+        </w:rPr>
+        <w:t>"Number of answers: 3"</w:t>
+      </w:r>
+      <w:r>
+        <w:rPr>
+          <w:color w:val="080808"/>
+        </w:rPr>
+        <w:t>.</w:t>
       </w:r>
     </w:p>
     <w:p>

--- a/Mapped Curriculum Lesson - Supplemental Material/Grade 7/Lesson 25 - Working Through Lists/Working Through Lists - Worksheet.docx
+++ b/Mapped Curriculum Lesson - Supplemental Material/Grade 7/Lesson 25 - Working Through Lists/Working Through Lists - Worksheet.docx
@@ -946,12 +946,30 @@
         <w:rPr>
           <w:color w:val="080808"/>
         </w:rPr>
-        <w:t xml:space="preserve">Create [visited] and store 0 in it before the </w:t>
+        <w:t xml:space="preserve">Change the example so it counts the drinks as the loop runs. Store 0 in </w:t>
+      </w:r>
+      <w:r>
+        <w:rPr>
+          <w:color w:val="6A1B9A"/>
+          <w:rFonts w:ascii="JetBrains Mono" w:hAnsi="JetBrains Mono"/>
+          <w:sz w:val="20"/>
+          <w:szCs w:val="20"/>
+          <w:shd w:val="clear" w:color="auto" w:fill="ECEAF4"/>
+        </w:rPr>
+        <w:t> visited </w:t>
+      </w:r>
+      <w:r>
+        <w:rPr>
+          <w:color w:val="080808"/>
+        </w:rPr>
+        <w:t xml:space="preserve"> before the </w:t>
       </w:r>
       <w:r>
         <w:rPr>
           <w:color w:val="1750EB"/>
-          <w:rFonts w:ascii="Consolas" w:hAnsi="Consolas"/>
+          <w:rFonts w:ascii="JetBrains Mono" w:hAnsi="JetBrains Mono"/>
+          <w:sz w:val="20"/>
+          <w:szCs w:val="20"/>
         </w:rPr>
         <w:t>for</w:t>
       </w:r>
@@ -959,12 +977,14 @@
         <w:rPr>
           <w:color w:val="080808"/>
         </w:rPr>
-        <w:t xml:space="preserve"> loop. Add 1 to [visited] each time the loop displays a drink. After the loop, display </w:t>
+        <w:t xml:space="preserve"> loop and add 1 inside it. After the loop, display </w:t>
       </w:r>
       <w:r>
         <w:rPr>
           <w:color w:val="067D17"/>
-          <w:rFonts w:ascii="Consolas" w:hAnsi="Consolas"/>
+          <w:rFonts w:ascii="JetBrains Mono" w:hAnsi="JetBrains Mono"/>
+          <w:sz w:val="20"/>
+          <w:szCs w:val="20"/>
         </w:rPr>
         <w:t>"Visited:"</w:t>
       </w:r>
@@ -972,12 +992,30 @@
         <w:rPr>
           <w:color w:val="080808"/>
         </w:rPr>
-        <w:t xml:space="preserve"> followed by [visited], then keep the existing total from </w:t>
+        <w:t xml:space="preserve"> followed by </w:t>
+      </w:r>
+      <w:r>
+        <w:rPr>
+          <w:color w:val="6A1B9A"/>
+          <w:rFonts w:ascii="JetBrains Mono" w:hAnsi="JetBrains Mono"/>
+          <w:sz w:val="20"/>
+          <w:szCs w:val="20"/>
+          <w:shd w:val="clear" w:color="auto" w:fill="ECEAF4"/>
+        </w:rPr>
+        <w:t> visited </w:t>
+      </w:r>
+      <w:r>
+        <w:rPr>
+          <w:color w:val="080808"/>
+        </w:rPr>
+        <w:t xml:space="preserve">, then the existing </w:t>
       </w:r>
       <w:r>
         <w:rPr>
           <w:color w:val="1750EB"/>
-          <w:rFonts w:ascii="Consolas" w:hAnsi="Consolas"/>
+          <w:rFonts w:ascii="JetBrains Mono" w:hAnsi="JetBrains Mono"/>
+          <w:sz w:val="20"/>
+          <w:szCs w:val="20"/>
         </w:rPr>
         <w:t>len()</w:t>
       </w:r>
@@ -985,46 +1023,7 @@
         <w:rPr>
           <w:color w:val="080808"/>
         </w:rPr>
-        <w:t xml:space="preserve">. For the starter </w:t>
-      </w:r>
-      <w:r>
-        <w:rPr>
-          <w:color w:val="1750EB"/>
-          <w:rFonts w:ascii="Consolas" w:hAnsi="Consolas"/>
-        </w:rPr>
-        <w:t>list</w:t>
-      </w:r>
-      <w:r>
-        <w:rPr>
-          <w:color w:val="080808"/>
-        </w:rPr>
-        <w:t xml:space="preserve">, display </w:t>
-      </w:r>
-      <w:r>
-        <w:rPr>
-          <w:color w:val="067D17"/>
-          <w:rFonts w:ascii="Consolas" w:hAnsi="Consolas"/>
-        </w:rPr>
-        <w:t>"Visited: 3"</w:t>
-      </w:r>
-      <w:r>
-        <w:rPr>
-          <w:color w:val="080808"/>
-        </w:rPr>
-        <w:t xml:space="preserve"> and </w:t>
-      </w:r>
-      <w:r>
-        <w:rPr>
-          <w:color w:val="067D17"/>
-          <w:rFonts w:ascii="Consolas" w:hAnsi="Consolas"/>
-        </w:rPr>
-        <w:t>"Total drinks: 3"</w:t>
-      </w:r>
-      <w:r>
-        <w:rPr>
-          <w:color w:val="080808"/>
-        </w:rPr>
-        <w:t>.</w:t>
+        <w:t xml:space="preserve"> total. Both lines should show 3.</w:t>
       </w:r>
     </w:p>
     <w:p w14:noSpellErr="1">
@@ -1114,25 +1113,90 @@
         <w:rPr>
           <w:color w:val="080808"/>
         </w:rPr>
-        <w:t xml:space="preserve">Add </w:t>
+        <w:t xml:space="preserve">Change the example so </w:t>
+      </w:r>
+      <w:r>
+        <w:rPr>
+          <w:color w:val="6A1B9A"/>
+          <w:rFonts w:ascii="JetBrains Mono" w:hAnsi="JetBrains Mono"/>
+          <w:sz w:val="20"/>
+          <w:szCs w:val="20"/>
+          <w:shd w:val="clear" w:color="auto" w:fill="ECEAF4"/>
+        </w:rPr>
+        <w:t> survey </w:t>
+      </w:r>
+      <w:r>
+        <w:rPr>
+          <w:color w:val="080808"/>
+        </w:rPr>
+        <w:t xml:space="preserve"> holds </w:t>
       </w:r>
       <w:r>
         <w:rPr>
           <w:color w:val="067D17"/>
-          <w:rFonts w:ascii="Consolas" w:hAnsi="Consolas"/>
-        </w:rPr>
-        <w:t>"coffee"</w:t>
-      </w:r>
-      <w:r>
-        <w:rPr>
-          <w:color w:val="080808"/>
-        </w:rPr>
-        <w:t xml:space="preserve"> as the fourth item in [survey]. Keep the </w:t>
+          <w:rFonts w:ascii="JetBrains Mono" w:hAnsi="JetBrains Mono"/>
+          <w:sz w:val="20"/>
+          <w:szCs w:val="20"/>
+        </w:rPr>
+        <w:t>"tea"</w:t>
+      </w:r>
+      <w:r>
+        <w:rPr>
+          <w:color w:val="080808"/>
+        </w:rPr>
+        <w:t xml:space="preserve">, </w:t>
+      </w:r>
+      <w:r>
+        <w:rPr>
+          <w:color w:val="067D17"/>
+          <w:rFonts w:ascii="JetBrains Mono" w:hAnsi="JetBrains Mono"/>
+          <w:sz w:val="20"/>
+          <w:szCs w:val="20"/>
+        </w:rPr>
+        <w:t>"water"</w:t>
+      </w:r>
+      <w:r>
+        <w:rPr>
+          <w:color w:val="080808"/>
+        </w:rPr>
+        <w:t xml:space="preserve">, </w:t>
+      </w:r>
+      <w:r>
+        <w:rPr>
+          <w:color w:val="067D17"/>
+          <w:rFonts w:ascii="JetBrains Mono" w:hAnsi="JetBrains Mono"/>
+          <w:sz w:val="20"/>
+          <w:szCs w:val="20"/>
+        </w:rPr>
+        <w:t>"tea"</w:t>
+      </w:r>
+      <w:r>
+        <w:rPr>
+          <w:color w:val="080808"/>
+        </w:rPr>
+        <w:t xml:space="preserve"> and </w:t>
+      </w:r>
+      <w:r>
+        <w:rPr>
+          <w:color w:val="067D17"/>
+          <w:rFonts w:ascii="JetBrains Mono" w:hAnsi="JetBrains Mono"/>
+          <w:sz w:val="20"/>
+          <w:szCs w:val="20"/>
+        </w:rPr>
+        <w:t>"juice"</w:t>
+      </w:r>
+      <w:r>
+        <w:rPr>
+          <w:color w:val="080808"/>
+        </w:rPr>
+        <w:t xml:space="preserve">. Ask for a drink, then use the </w:t>
       </w:r>
       <w:r>
         <w:rPr>
           <w:color w:val="1750EB"/>
-          <w:rFonts w:ascii="Consolas" w:hAnsi="Consolas"/>
+          <w:rFonts w:ascii="JetBrains Mono" w:hAnsi="JetBrains Mono"/>
+          <w:sz w:val="20"/>
+          <w:szCs w:val="20"/>
         </w:rPr>
         <w:t>for</w:t>
       </w:r>
@@ -1140,93 +1204,212 @@
         <w:rPr>
           <w:color w:val="080808"/>
         </w:rPr>
-        <w:t xml:space="preserve"> loop so every item is displayed, then display the new result from </w:t>
+        <w:t xml:space="preserve"> loop and an </w:t>
       </w:r>
       <w:r>
         <w:rPr>
           <w:color w:val="1750EB"/>
-          <w:rFonts w:ascii="Consolas" w:hAnsi="Consolas"/>
-        </w:rPr>
-        <w:t>len()</w:t>
-      </w:r>
-      <w:r>
-        <w:rPr>
-          <w:color w:val="080808"/>
-        </w:rPr>
-        <w:t xml:space="preserve">. The last item line must be </w:t>
+          <w:rFonts w:ascii="JetBrains Mono" w:hAnsi="JetBrains Mono"/>
+          <w:sz w:val="20"/>
+          <w:szCs w:val="20"/>
+        </w:rPr>
+        <w:t>if</w:t>
+      </w:r>
+      <w:r>
+        <w:rPr>
+          <w:color w:val="080808"/>
+        </w:rPr>
+        <w:t xml:space="preserve"> statement to count how many times it appears. Display the result, such as </w:t>
       </w:r>
       <w:r>
         <w:rPr>
           <w:color w:val="067D17"/>
-          <w:rFonts w:ascii="Consolas" w:hAnsi="Consolas"/>
-        </w:rPr>
-        <w:t>"Drink: coffee"</w:t>
-      </w:r>
-      <w:r>
-        <w:rPr>
-          <w:color w:val="080808"/>
-        </w:rPr>
-        <w:t xml:space="preserve"> and the final line must be </w:t>
+          <w:rFonts w:ascii="JetBrains Mono" w:hAnsi="JetBrains Mono"/>
+          <w:sz w:val="20"/>
+          <w:szCs w:val="20"/>
+        </w:rPr>
+        <w:t>"tea appears 2 times"</w:t>
+      </w:r>
+      <w:r>
+        <w:rPr>
+          <w:color w:val="080808"/>
+        </w:rPr>
+        <w:t>.</w:t>
+      </w:r>
+    </w:p>
+    <w:p>
+      <w:pPr>
+        <w:spacing w:before="0" w:after="0" w:line="120" w:lineRule="exact"/>
+      </w:pPr>
+    </w:p>
+    <w:p>
+      <w:pPr>
+        <w:pStyle w:val="Heading2"/>
+      </w:pPr>
+      <w:r>
+        <w:t>Challenge 3</w:t>
+      </w:r>
+    </w:p>
+    <w:p>
+      <w:pPr>
+        <w:spacing w:line="276" w:lineRule="auto" w:before="0" w:after="0"/>
+        <w:rPr>
+          <w:noProof/>
+        </w:rPr>
+      </w:pPr>
+      <w:r>
+        <w:rPr>
+          <w:color w:val="080808"/>
+        </w:rPr>
+        <w:t xml:space="preserve">Create a </w:t>
+      </w:r>
+      <w:r>
+        <w:rPr>
+          <w:color w:val="1750EB"/>
+          <w:rFonts w:ascii="JetBrains Mono" w:hAnsi="JetBrains Mono"/>
+          <w:sz w:val="20"/>
+          <w:szCs w:val="20"/>
+        </w:rPr>
+        <w:t>list</w:t>
+      </w:r>
+      <w:r>
+        <w:rPr>
+          <w:color w:val="080808"/>
+        </w:rPr>
+        <w:t xml:space="preserve"> called </w:t>
+      </w:r>
+      <w:r>
+        <w:rPr>
+          <w:color w:val="6A1B9A"/>
+          <w:rFonts w:ascii="JetBrains Mono" w:hAnsi="JetBrains Mono"/>
+          <w:sz w:val="20"/>
+          <w:szCs w:val="20"/>
+          <w:shd w:val="clear" w:color="auto" w:fill="ECEAF4"/>
+        </w:rPr>
+        <w:t> scores </w:t>
+      </w:r>
+      <w:r>
+        <w:rPr>
+          <w:color w:val="080808"/>
+        </w:rPr>
+        <w:t xml:space="preserve"> holding 12, 15, 9, 18 and 6. Use a </w:t>
+      </w:r>
+      <w:r>
+        <w:rPr>
+          <w:color w:val="1750EB"/>
+          <w:rFonts w:ascii="JetBrains Mono" w:hAnsi="JetBrains Mono"/>
+          <w:sz w:val="20"/>
+          <w:szCs w:val="20"/>
+        </w:rPr>
+        <w:t>for</w:t>
+      </w:r>
+      <w:r>
+        <w:rPr>
+          <w:color w:val="080808"/>
+        </w:rPr>
+        <w:t xml:space="preserve"> loop to add each score to </w:t>
+      </w:r>
+      <w:r>
+        <w:rPr>
+          <w:color w:val="6A1B9A"/>
+          <w:rFonts w:ascii="JetBrains Mono" w:hAnsi="JetBrains Mono"/>
+          <w:sz w:val="20"/>
+          <w:szCs w:val="20"/>
+          <w:shd w:val="clear" w:color="auto" w:fill="ECEAF4"/>
+        </w:rPr>
+        <w:t> total </w:t>
+      </w:r>
+      <w:r>
+        <w:rPr>
+          <w:color w:val="080808"/>
+        </w:rPr>
+        <w:t xml:space="preserve">. Display </w:t>
       </w:r>
       <w:r>
         <w:rPr>
           <w:color w:val="067D17"/>
-          <w:rFonts w:ascii="Consolas" w:hAnsi="Consolas"/>
-        </w:rPr>
-        <w:t>"Total drinks: 4"</w:t>
-      </w:r>
-      <w:r>
-        <w:rPr>
-          <w:color w:val="080808"/>
-        </w:rPr>
-        <w:t>.</w:t>
-      </w:r>
-    </w:p>
-    <w:p>
-      <w:pPr>
-        <w:spacing w:before="0" w:after="0" w:line="120" w:lineRule="exact"/>
-      </w:pPr>
-    </w:p>
-    <w:p>
-      <w:pPr>
-        <w:pStyle w:val="Heading2"/>
-      </w:pPr>
-      <w:r>
-        <w:t>Challenge 3</w:t>
-      </w:r>
-    </w:p>
-    <w:p>
-      <w:pPr>
-        <w:spacing w:line="276" w:lineRule="auto" w:before="0" w:after="0"/>
-        <w:rPr>
-          <w:noProof/>
-        </w:rPr>
-      </w:pPr>
-      <w:r>
-        <w:rPr>
-          <w:color w:val="080808"/>
-        </w:rPr>
-        <w:t xml:space="preserve">Store </w:t>
+          <w:rFonts w:ascii="JetBrains Mono" w:hAnsi="JetBrains Mono"/>
+          <w:sz w:val="20"/>
+          <w:szCs w:val="20"/>
+        </w:rPr>
+        <w:t>"Total:"</w:t>
+      </w:r>
+      <w:r>
+        <w:rPr>
+          <w:color w:val="080808"/>
+        </w:rPr>
+        <w:t xml:space="preserve"> followed by </w:t>
+      </w:r>
+      <w:r>
+        <w:rPr>
+          <w:color w:val="6A1B9A"/>
+          <w:rFonts w:ascii="JetBrains Mono" w:hAnsi="JetBrains Mono"/>
+          <w:sz w:val="20"/>
+          <w:szCs w:val="20"/>
+          <w:shd w:val="clear" w:color="auto" w:fill="ECEAF4"/>
+        </w:rPr>
+        <w:t> total </w:t>
+      </w:r>
+      <w:r>
+        <w:rPr>
+          <w:color w:val="080808"/>
+        </w:rPr>
+        <w:t xml:space="preserve">, then </w:t>
       </w:r>
       <w:r>
         <w:rPr>
           <w:color w:val="067D17"/>
-          <w:rFonts w:ascii="Consolas" w:hAnsi="Consolas"/>
-        </w:rPr>
-        <w:t>"blue"</w:t>
-      </w:r>
-      <w:r>
-        <w:rPr>
-          <w:color w:val="080808"/>
-        </w:rPr>
-        <w:t xml:space="preserve">, </w:t>
+          <w:rFonts w:ascii="JetBrains Mono" w:hAnsi="JetBrains Mono"/>
+          <w:sz w:val="20"/>
+          <w:szCs w:val="20"/>
+        </w:rPr>
+        <w:t>"Average:"</w:t>
+      </w:r>
+      <w:r>
+        <w:rPr>
+          <w:color w:val="080808"/>
+        </w:rPr>
+        <w:t xml:space="preserve"> followed by </w:t>
+      </w:r>
+      <w:r>
+        <w:rPr>
+          <w:color w:val="6A1B9A"/>
+          <w:rFonts w:ascii="JetBrains Mono" w:hAnsi="JetBrains Mono"/>
+          <w:sz w:val="20"/>
+          <w:szCs w:val="20"/>
+          <w:shd w:val="clear" w:color="auto" w:fill="ECEAF4"/>
+        </w:rPr>
+        <w:t> total </w:t>
+      </w:r>
+      <w:r>
+        <w:rPr>
+          <w:color w:val="080808"/>
+        </w:rPr>
+        <w:t xml:space="preserve"> divided by </w:t>
+      </w:r>
+      <w:r>
+        <w:rPr>
+          <w:color w:val="1750EB"/>
+          <w:rFonts w:ascii="JetBrains Mono" w:hAnsi="JetBrains Mono"/>
+          <w:sz w:val="20"/>
+          <w:szCs w:val="20"/>
+        </w:rPr>
+        <w:t>len</w:t>
+      </w:r>
+      <w:r>
+        <w:rPr>
+          <w:color w:val="080808"/>
+        </w:rPr>
+        <w:t xml:space="preserve">(scores). The output should be </w:t>
       </w:r>
       <w:r>
         <w:rPr>
           <w:color w:val="067D17"/>
-          <w:rFonts w:ascii="Consolas" w:hAnsi="Consolas"/>
-        </w:rPr>
-        <w:t>"green"</w:t>
+          <w:rFonts w:ascii="JetBrains Mono" w:hAnsi="JetBrains Mono"/>
+          <w:sz w:val="20"/>
+          <w:szCs w:val="20"/>
+        </w:rPr>
+        <w:t>"Total: 60"</w:t>
       </w:r>
       <w:r>
         <w:rPr>
@@ -1237,74 +1420,11 @@
       <w:r>
         <w:rPr>
           <w:color w:val="067D17"/>
-          <w:rFonts w:ascii="Consolas" w:hAnsi="Consolas"/>
-        </w:rPr>
-        <w:t>"red"</w:t>
-      </w:r>
-      <w:r>
-        <w:rPr>
-          <w:color w:val="080808"/>
-        </w:rPr>
-        <w:t xml:space="preserve"> in [colours]. Use a </w:t>
-      </w:r>
-      <w:r>
-        <w:rPr>
-          <w:color w:val="1750EB"/>
-          <w:rFonts w:ascii="Consolas" w:hAnsi="Consolas"/>
-        </w:rPr>
-        <w:t>for</w:t>
-      </w:r>
-      <w:r>
-        <w:rPr>
-          <w:color w:val="080808"/>
-        </w:rPr>
-        <w:t xml:space="preserve"> loop and [colour] to display each value after the label </w:t>
-      </w:r>
-      <w:r>
-        <w:rPr>
-          <w:color w:val="067D17"/>
-          <w:rFonts w:ascii="Consolas" w:hAnsi="Consolas"/>
-        </w:rPr>
-        <w:t>"Colour:"</w:t>
-      </w:r>
-      <w:r>
-        <w:rPr>
-          <w:color w:val="080808"/>
-        </w:rPr>
-        <w:t xml:space="preserve">. After the loop, display </w:t>
-      </w:r>
-      <w:r>
-        <w:rPr>
-          <w:color w:val="067D17"/>
-          <w:rFonts w:ascii="Consolas" w:hAnsi="Consolas"/>
-        </w:rPr>
-        <w:t>"Number of answers:"</w:t>
-      </w:r>
-      <w:r>
-        <w:rPr>
-          <w:color w:val="080808"/>
-        </w:rPr>
-        <w:t xml:space="preserve"> followed by </w:t>
-      </w:r>
-      <w:r>
-        <w:rPr>
-          <w:color w:val="1750EB"/>
-          <w:rFonts w:ascii="Consolas" w:hAnsi="Consolas"/>
-        </w:rPr>
-        <w:t>len</w:t>
-      </w:r>
-      <w:r>
-        <w:rPr>
-          <w:color w:val="080808"/>
-        </w:rPr>
-        <w:t xml:space="preserve">(colours). The final line must be </w:t>
-      </w:r>
-      <w:r>
-        <w:rPr>
-          <w:color w:val="067D17"/>
-          <w:rFonts w:ascii="Consolas" w:hAnsi="Consolas"/>
-        </w:rPr>
-        <w:t>"Number of answers: 3"</w:t>
+          <w:rFonts w:ascii="JetBrains Mono" w:hAnsi="JetBrains Mono"/>
+          <w:sz w:val="20"/>
+          <w:szCs w:val="20"/>
+        </w:rPr>
+        <w:t>"Average: 12.0"</w:t>
       </w:r>
       <w:r>
         <w:rPr>

--- a/Mapped Curriculum Lesson - Supplemental Material/Grade 7/Lesson 25 - Working Through Lists/Working Through Lists - Worksheet.docx
+++ b/Mapped Curriculum Lesson - Supplemental Material/Grade 7/Lesson 25 - Working Through Lists/Working Through Lists - Worksheet.docx
@@ -966,7 +966,7 @@
       </w:r>
       <w:r>
         <w:rPr>
-          <w:color w:val="1750EB"/>
+          <w:color w:val="C45E00"/>
           <w:rFonts w:ascii="JetBrains Mono" w:hAnsi="JetBrains Mono"/>
           <w:sz w:val="20"/>
           <w:szCs w:val="20"/>
@@ -1193,7 +1193,7 @@
       </w:r>
       <w:r>
         <w:rPr>
-          <w:color w:val="1750EB"/>
+          <w:color w:val="C45E00"/>
           <w:rFonts w:ascii="JetBrains Mono" w:hAnsi="JetBrains Mono"/>
           <w:sz w:val="20"/>
           <w:szCs w:val="20"/>
@@ -1208,7 +1208,7 @@
       </w:r>
       <w:r>
         <w:rPr>
-          <w:color w:val="1750EB"/>
+          <w:color w:val="C45E00"/>
           <w:rFonts w:ascii="JetBrains Mono" w:hAnsi="JetBrains Mono"/>
           <w:sz w:val="20"/>
           <w:szCs w:val="20"/>
@@ -1296,7 +1296,7 @@
       </w:r>
       <w:r>
         <w:rPr>
-          <w:color w:val="1750EB"/>
+          <w:color w:val="C45E00"/>
           <w:rFonts w:ascii="JetBrains Mono" w:hAnsi="JetBrains Mono"/>
           <w:sz w:val="20"/>
           <w:szCs w:val="20"/>

--- a/Mapped Curriculum Lesson - Supplemental Material/Grade 7/Lesson 25 - Working Through Lists/Working Through Lists - Worksheet.docx
+++ b/Mapped Curriculum Lesson - Supplemental Material/Grade 7/Lesson 25 - Working Through Lists/Working Through Lists - Worksheet.docx
@@ -108,7 +108,7 @@
           <w:rFonts w:ascii="JetBrains Mono" w:hAnsi="JetBrains Mono" w:cs="JetBrains Mono"/>
           <w:sz w:val="24"/>
           <w:szCs w:val="24"/>
-          <w:color w:val="1750EB"/>
+          <w:color w:val="C45E00"/>
         </w:rPr>
         <w:t>for</w:t>
       </w:r>
@@ -126,7 +126,7 @@
           <w:rFonts w:ascii="JetBrains Mono" w:hAnsi="JetBrains Mono" w:cs="JetBrains Mono"/>
           <w:sz w:val="24"/>
           <w:szCs w:val="24"/>
-          <w:color w:val="1750EB"/>
+          <w:color w:val="C45E00"/>
         </w:rPr>
         <w:t>in</w:t>
       </w:r>
@@ -726,7 +726,7 @@
           <w:rFonts w:ascii="JetBrains Mono" w:hAnsi="JetBrains Mono" w:cs="JetBrains Mono"/>
           <w:sz w:val="24"/>
           <w:szCs w:val="24"/>
-          <w:color w:val="1750EB"/>
+          <w:color w:val="C45E00"/>
         </w:rPr>
         <w:t>for</w:t>
       </w:r>
@@ -744,7 +744,7 @@
           <w:rFonts w:ascii="JetBrains Mono" w:hAnsi="JetBrains Mono" w:cs="JetBrains Mono"/>
           <w:sz w:val="24"/>
           <w:szCs w:val="24"/>
-          <w:color w:val="1750EB"/>
+          <w:color w:val="C45E00"/>
         </w:rPr>
         <w:t>in</w:t>
       </w:r>
@@ -1624,7 +1624,7 @@
           <w:kern w:val="0"/>
           <w:szCs w:val="24"/>
           <w14:ligatures w14:val="none"/>
-          <w:color w:val="1750EB"/>
+          <w:color w:val="C45E00"/>
         </w:rPr>
         <w:t>for</w:t>
       </w:r>
@@ -1644,7 +1644,7 @@
           <w:kern w:val="0"/>
           <w:szCs w:val="24"/>
           <w14:ligatures w14:val="none"/>
-          <w:color w:val="1750EB"/>
+          <w:color w:val="C45E00"/>
         </w:rPr>
         <w:t>in</w:t>
       </w:r>
